--- a/docs/legal/pack-advogados/02 - Termos de Utilização - Empresas.docx
+++ b/docs/legal/pack-advogados/02 - Termos de Utilização - Empresas.docx
@@ -26,7 +26,7 @@
         <w:t xml:space="preserve">PRIMEIRA VERSÃO PARA REVISÃO JURÍDICA — NÃO PUBLICAR.</w:t>
       </w:r>
       <w:r>
-        <w:t xml:space="preserve"> Versão 0.1 · 2026-09-27. Escrita a partir do funcionamento real da plataforma. As notas </w:t>
+        <w:t xml:space="preserve"> Versão 0.2 · 2026-10-05. Escrita a partir do funcionamento real da plataforma. As notas </w:t>
       </w:r>
       <w:r>
         <w:rPr>
@@ -48,7 +48,17 @@
         <w:t xml:space="preserve">[[…]]</w:t>
       </w:r>
       <w:r>
-        <w:t xml:space="preserve"> são dados da sociedade ainda por preencher. Inclui, como </w:t>
+        <w:t xml:space="preserve"> são dados da sociedade ainda por preencher. </w:t>
+      </w:r>
+      <w:r>
+        <w:rPr>
+          <w:b/>
+          <w:bCs/>
+        </w:rPr>
+        <w:t xml:space="preserve">Alteração face à v0.1 (2026-09-27):</w:t>
+      </w:r>
+      <w:r>
+        <w:t xml:space="preserve"> a Turnos deixou de enviar os dados de cada contratação ao contabilista da Empresa. Esses dados ficam disponíveis no painel da Empresa (secção 7.3). Com isso, desaparece o tratamento por conta da Empresa, e o </w:t>
       </w:r>
       <w:r>
         <w:rPr>
@@ -58,7 +68,7 @@
         <w:t xml:space="preserve">Anexo A</w:t>
       </w:r>
       <w:r>
-        <w:t xml:space="preserve">, o acordo de tratamento de dados (art. 28.º RGPD).</w:t>
+        <w:t xml:space="preserve"> (art. 28.º RGPD) foi retirado.</w:t>
       </w:r>
     </w:p>
     <w:p>
@@ -218,7 +228,7 @@
         <w:spacing w:after="120" w:line="288"/>
       </w:pPr>
       <w:r>
-        <w:t xml:space="preserve">3.2. A Empresa indica o email do seu contabilista, para onde a Turnos envia os dados de cada contratação (secção 7.3).</w:t>
+        <w:t xml:space="preserve">3.2. A Turnos não envia dados a terceiros em nome da Empresa. Os dados de cada contratação ficam disponíveis no painel da Empresa (secção 7.3).</w:t>
       </w:r>
     </w:p>
     <w:p>
@@ -1022,14 +1032,17 @@
         <w:t xml:space="preserve">Dados para a Segurança Social.</w:t>
       </w:r>
       <w:r>
-        <w:t xml:space="preserve"> Quando um trabalhador confirma um turno, a Turnos envia ao contabilista da Empresa, até 24 horas antes do início, os dados necessários à comunicação da admissão (nome e NIF do trabalhador, função, data, horário, local, valor/hora). </w:t>
-      </w:r>
-      <w:r>
-        <w:rPr>
-          <w:b/>
-          <w:bCs/>
-        </w:rPr>
-        <w:t xml:space="preserve">A submissão é da responsabilidade da Empresa.</w:t>
+        <w:t xml:space="preserve"> Quando um trabalhador confirma um turno, os dados necessários à comunicação da admissão (nome e NIF do trabalhador, função, data, horário, local, valor/hora) ficam de imediato disponíveis no painel da Empresa, para copiar ou exportar. A Turnos não comunica a admissão nem envia estes dados a terceiros. </w:t>
+      </w:r>
+      <w:r>
+        <w:rPr>
+          <w:b/>
+          <w:bCs/>
+        </w:rPr>
+        <w:t xml:space="preserve">A comunicação é da responsabilidade da Empresa</w:t>
+      </w:r>
+      <w:r>
+        <w:t xml:space="preserve"> e deve ser feita antes do início do trabalho.</w:t>
       </w:r>
     </w:p>
     <w:p>
@@ -1753,290 +1766,7 @@
         <w:spacing w:after="120" w:line="288"/>
       </w:pPr>
       <w:r>
-        <w:t xml:space="preserve">11.3. Quando envia dados ao contabilista da Empresa (secção 7.3), </w:t>
-      </w:r>
-      <w:r>
-        <w:rPr>
-          <w:b/>
-          <w:bCs/>
-        </w:rPr>
-        <w:t xml:space="preserve">a Turnos age por conta da Empresa</w:t>
-      </w:r>
-      <w:r>
-        <w:t xml:space="preserve">, nos termos do </w:t>
-      </w:r>
-      <w:r>
-        <w:rPr>
-          <w:b/>
-          <w:bCs/>
-        </w:rPr>
-        <w:t xml:space="preserve">Anexo A</w:t>
-      </w:r>
-      <w:r>
-        <w:t xml:space="preserve">.</w:t>
-      </w:r>
-    </w:p>
-    <w:p>
-      <w:pPr>
-        <w:spacing w:after="120" w:line="288"/>
-      </w:pPr>
-      <w:r>
-        <w:t xml:space="preserve">11.4. É proibido extrair em massa perfis de trabalhadores ou usá-los fora da Turnos para outros fins.</w:t>
-      </w:r>
-    </w:p>
-    <w:p>
-      <w:pPr>
-        <w:pStyle w:val="Heading2"/>
-      </w:pPr>
-      <w:r>
-        <w:t xml:space="preserve">12. Suspensão e encerramento</w:t>
-      </w:r>
-    </w:p>
-    <w:p>
-      <w:pPr>
-        <w:spacing w:after="120" w:line="288"/>
-      </w:pPr>
-      <w:r>
-        <w:t xml:space="preserve">12.1. A Turnos pode suspender a publicação ou a conta da Empresa por: salário por pagar há mais de 72 horas; subscrição por pagar; faltas falsamente registadas; cancelamentos tardios repetidos; discriminação ou assédio; chargeback abusivo.</w:t>
-      </w:r>
-    </w:p>
-    <w:p>
-      <w:pPr>
-        <w:spacing w:after="120" w:line="288"/>
-      </w:pPr>
-      <w:r>
-        <w:t xml:space="preserve">12.2. A Turnos informa a Empresa do motivo e de como regularizar.</w:t>
-      </w:r>
-    </w:p>
-    <w:p>
-      <w:pPr>
-        <w:spacing w:after="120" w:line="288"/>
-      </w:pPr>
-      <w:r>
-        <w:t xml:space="preserve">12.3. Suspensão ou encerramento não extinguem salários ou taxas já devidos.</w:t>
-      </w:r>
-    </w:p>
-    <w:p>
-      <w:pPr>
-        <w:pStyle w:val="Heading2"/>
-      </w:pPr>
-      <w:r>
-        <w:t xml:space="preserve">13. Responsabilidade</w:t>
-      </w:r>
-    </w:p>
-    <w:p>
-      <w:pPr>
-        <w:spacing w:after="120" w:line="288"/>
-      </w:pPr>
-      <w:r>
-        <w:t xml:space="preserve">13.1. A Turnos não garante o preenchimento de nenhum turno, nem a qualidade do trabalho de nenhum trabalhador.</w:t>
-      </w:r>
-    </w:p>
-    <w:p>
-      <w:pPr>
-        <w:spacing w:after="120" w:line="288"/>
-      </w:pPr>
-      <w:r>
-        <w:t xml:space="preserve">13.2. A Turnos não responde pelas obrigações da Empresa enquanto entidade empregadora.</w:t>
-      </w:r>
-    </w:p>
-    <w:p>
-      <w:pPr>
-        <w:spacing w:after="120" w:line="288"/>
-      </w:pPr>
-      <w:r>
-        <w:t xml:space="preserve">13.3. A responsabilidade total da Turnos está limitada a [[⚖️ proposta: o valor pago pela Empresa à Turnos nos 12 meses anteriores]], salvo dolo ou culpa grave.</w:t>
-      </w:r>
-    </w:p>
-    <w:p>
-      <w:pPr>
-        <w:pStyle w:val="Heading2"/>
-      </w:pPr>
-      <w:r>
-        <w:t xml:space="preserve">14. Duração e alterações</w:t>
-      </w:r>
-    </w:p>
-    <w:p>
-      <w:pPr>
-        <w:spacing w:after="120" w:line="288"/>
-      </w:pPr>
-      <w:r>
-        <w:t xml:space="preserve">14.1. Estes termos vigoram enquanto a Empresa tiver conta.</w:t>
-      </w:r>
-    </w:p>
-    <w:p>
-      <w:pPr>
-        <w:spacing w:after="120" w:line="288"/>
-      </w:pPr>
-      <w:r>
-        <w:t xml:space="preserve">14.2. Alterações significativas são comunicadas por email com 30 dias de antecedência. A Empresa pode cancelar antes de produzirem efeitos.</w:t>
-      </w:r>
-    </w:p>
-    <w:p>
-      <w:pPr>
-        <w:pStyle w:val="Heading2"/>
-      </w:pPr>
-      <w:r>
-        <w:t xml:space="preserve">15. Lei e foro</w:t>
-      </w:r>
-    </w:p>
-    <w:p>
-      <w:pPr>
-        <w:spacing w:after="120" w:line="288"/>
-      </w:pPr>
-      <w:r>
-        <w:t xml:space="preserve">Lei portuguesa. Foro da comarca de [[⚖️ Lisboa?]].</w:t>
-      </w:r>
-    </w:p>
-    <w:p>
-      <w:pPr>
-        <w:pBdr>
-          <w:bottom w:val="single" w:color="CCCCCC" w:sz="6" w:space="1"/>
-        </w:pBdr>
-        <w:spacing w:after="120" w:before="120"/>
-      </w:pPr>
-    </w:p>
-    <w:p>
-      <w:pPr>
-        <w:pStyle w:val="Heading2"/>
-      </w:pPr>
-      <w:r>
-        <w:t xml:space="preserve">Anexo A — Acordo de Tratamento de Dados (art. 28.º RGPD)</w:t>
-      </w:r>
-    </w:p>
-    <w:p>
-      <w:pPr>
-        <w:spacing w:after="120" w:line="288"/>
-      </w:pPr>
-      <w:r>
-        <w:rPr>
-          <w:b/>
-          <w:bCs/>
-        </w:rPr>
-        <w:t xml:space="preserve">A.1. Objeto.</w:t>
-      </w:r>
-      <w:r>
-        <w:t xml:space="preserve"> Aplica-se ao tratamento que a Turnos faz por conta da Empresa: preparar e enviar ao contabilista da Empresa os dados de cada contratação, para que a Empresa comunique a admissão à Segurança Social. Os restantes dados que a Turnos trata (contas, perfis, reputação, faturação) são tratados pela Turnos como responsável, nos termos da Política de Privacidade.</w:t>
-      </w:r>
-    </w:p>
-    <w:p>
-      <w:pPr>
-        <w:spacing w:after="120" w:line="288"/>
-      </w:pPr>
-      <w:r>
-        <w:rPr>
-          <w:b/>
-          <w:bCs/>
-        </w:rPr>
-        <w:t xml:space="preserve">A.2. Dados e titulares.</w:t>
-      </w:r>
-      <w:r>
-        <w:t xml:space="preserve"> Trabalhadores contratados pela Empresa: nome, NIF, função, data, horário, local e valor/hora do turno.</w:t>
-      </w:r>
-    </w:p>
-    <w:p>
-      <w:pPr>
-        <w:spacing w:after="120" w:line="288"/>
-      </w:pPr>
-      <w:r>
-        <w:rPr>
-          <w:b/>
-          <w:bCs/>
-        </w:rPr>
-        <w:t xml:space="preserve">A.3. Instruções.</w:t>
-      </w:r>
-      <w:r>
-        <w:t xml:space="preserve"> A Turnos trata estes dados apenas para a finalidade de A.1, segundo estes termos, que constituem as instruções documentadas da Empresa.</w:t>
-      </w:r>
-    </w:p>
-    <w:p>
-      <w:pPr>
-        <w:spacing w:after="120" w:line="288"/>
-      </w:pPr>
-      <w:r>
-        <w:rPr>
-          <w:b/>
-          <w:bCs/>
-        </w:rPr>
-        <w:t xml:space="preserve">A.4. Confidencialidade e segurança.</w:t>
-      </w:r>
-      <w:r>
-        <w:t xml:space="preserve"> Acesso limitado a quem precisa; tráfego cifrado; palavras-passe com hash; tokens de sessão de curta duração; registo de auditoria só de acréscimo.</w:t>
-      </w:r>
-    </w:p>
-    <w:p>
-      <w:pPr>
-        <w:spacing w:after="120" w:line="288"/>
-      </w:pPr>
-      <w:r>
-        <w:rPr>
-          <w:b/>
-          <w:bCs/>
-        </w:rPr>
-        <w:t xml:space="preserve">A.5. Subcontratantes ulteriores.</w:t>
-      </w:r>
-      <w:r>
-        <w:t xml:space="preserve"> Railway (alojamento), Cloudflare (armazenamento de ficheiros), [[fornecedor de email]] (envio de emails). A Empresa autoriza-os; a Turnos avisa com 30 dias de antecedência de qualquer alteração, e a Empresa pode opor-se.</w:t>
-      </w:r>
-    </w:p>
-    <w:p>
-      <w:pPr>
-        <w:spacing w:after="120" w:line="288"/>
-      </w:pPr>
-      <w:r>
-        <w:rPr>
-          <w:b/>
-          <w:bCs/>
-        </w:rPr>
-        <w:t xml:space="preserve">A.6. Assistência.</w:t>
-      </w:r>
-      <w:r>
-        <w:t xml:space="preserve"> A Turnos ajuda a Empresa a responder a pedidos de titulares e a cumprir os arts. 32.º a 36.º.</w:t>
-      </w:r>
-    </w:p>
-    <w:p>
-      <w:pPr>
-        <w:spacing w:after="120" w:line="288"/>
-      </w:pPr>
-      <w:r>
-        <w:rPr>
-          <w:b/>
-          <w:bCs/>
-        </w:rPr>
-        <w:t xml:space="preserve">A.7. Violações de dados.</w:t>
-      </w:r>
-      <w:r>
-        <w:t xml:space="preserve"> A Turnos notifica a Empresa sem demora injustificada e, sempre que possível, em 48 horas após tomar conhecimento.</w:t>
-      </w:r>
-    </w:p>
-    <w:p>
-      <w:pPr>
-        <w:spacing w:after="120" w:line="288"/>
-      </w:pPr>
-      <w:r>
-        <w:rPr>
-          <w:b/>
-          <w:bCs/>
-        </w:rPr>
-        <w:t xml:space="preserve">A.8. Fim do tratamento.</w:t>
-      </w:r>
-      <w:r>
-        <w:t xml:space="preserve"> No fim da relação, a Turnos elimina os dados tratados por conta da Empresa, exceto o que a lei a obrigue a conservar.</w:t>
-      </w:r>
-    </w:p>
-    <w:p>
-      <w:pPr>
-        <w:spacing w:after="120" w:line="288"/>
-      </w:pPr>
-      <w:r>
-        <w:rPr>
-          <w:b/>
-          <w:bCs/>
-        </w:rPr>
-        <w:t xml:space="preserve">A.9. Auditoria.</w:t>
-      </w:r>
-      <w:r>
-        <w:t xml:space="preserve"> A Turnos disponibiliza a informação necessária para demonstrar o cumprimento deste anexo.</w:t>
+        <w:t xml:space="preserve">11.3. Os dados de cada contratação que a Empresa consulta ou exporta no painel (secção 7.3) são-lhe disponibilizados para cumprir as suas obrigações de entidade empregadora. A partir daí, a Empresa trata-os como responsável.</w:t>
       </w:r>
     </w:p>
     <w:p>
@@ -2048,13 +1778,125 @@
         <w:spacing w:after="0" w:line="276"/>
       </w:pPr>
       <w:r>
-        <w:t xml:space="preserve">⚖️ Confirmar a qualificação: a Turnos como subcontratante neste envio, e responsável independente no resto. Há quem leia a pré-seleção e as regras de fiabilidade como responsabilidade conjunta (art. 26.º).</w:t>
+        <w:t xml:space="preserve">⚖️ Confirmar a qualificação: Turnos e Empresa como responsáveis independentes, cada um pelas suas finalidades. Há quem leia a pré-seleção e as regras de fiabilidade como responsabilidade conjunta (art. 26.º).</w:t>
       </w:r>
     </w:p>
     <w:p>
       <w:pPr>
         <w:spacing w:after="120"/>
       </w:pPr>
+    </w:p>
+    <w:p>
+      <w:pPr>
+        <w:spacing w:after="120" w:line="288"/>
+      </w:pPr>
+      <w:r>
+        <w:t xml:space="preserve">11.4. É proibido extrair em massa perfis de trabalhadores ou usá-los fora da Turnos para outros fins.</w:t>
+      </w:r>
+    </w:p>
+    <w:p>
+      <w:pPr>
+        <w:pStyle w:val="Heading2"/>
+      </w:pPr>
+      <w:r>
+        <w:t xml:space="preserve">12. Suspensão e encerramento</w:t>
+      </w:r>
+    </w:p>
+    <w:p>
+      <w:pPr>
+        <w:spacing w:after="120" w:line="288"/>
+      </w:pPr>
+      <w:r>
+        <w:t xml:space="preserve">12.1. A Turnos pode suspender a publicação ou a conta da Empresa por: salário por pagar há mais de 72 horas; subscrição por pagar; faltas falsamente registadas; cancelamentos tardios repetidos; discriminação ou assédio; chargeback abusivo.</w:t>
+      </w:r>
+    </w:p>
+    <w:p>
+      <w:pPr>
+        <w:spacing w:after="120" w:line="288"/>
+      </w:pPr>
+      <w:r>
+        <w:t xml:space="preserve">12.2. A Turnos informa a Empresa do motivo e de como regularizar.</w:t>
+      </w:r>
+    </w:p>
+    <w:p>
+      <w:pPr>
+        <w:spacing w:after="120" w:line="288"/>
+      </w:pPr>
+      <w:r>
+        <w:t xml:space="preserve">12.3. Suspensão ou encerramento não extinguem salários ou taxas já devidos.</w:t>
+      </w:r>
+    </w:p>
+    <w:p>
+      <w:pPr>
+        <w:pStyle w:val="Heading2"/>
+      </w:pPr>
+      <w:r>
+        <w:t xml:space="preserve">13. Responsabilidade</w:t>
+      </w:r>
+    </w:p>
+    <w:p>
+      <w:pPr>
+        <w:spacing w:after="120" w:line="288"/>
+      </w:pPr>
+      <w:r>
+        <w:t xml:space="preserve">13.1. A Turnos não garante o preenchimento de nenhum turno, nem a qualidade do trabalho de nenhum trabalhador.</w:t>
+      </w:r>
+    </w:p>
+    <w:p>
+      <w:pPr>
+        <w:spacing w:after="120" w:line="288"/>
+      </w:pPr>
+      <w:r>
+        <w:t xml:space="preserve">13.2. A Turnos não responde pelas obrigações da Empresa enquanto entidade empregadora.</w:t>
+      </w:r>
+    </w:p>
+    <w:p>
+      <w:pPr>
+        <w:spacing w:after="120" w:line="288"/>
+      </w:pPr>
+      <w:r>
+        <w:t xml:space="preserve">13.3. A responsabilidade total da Turnos está limitada a [[⚖️ proposta: o valor pago pela Empresa à Turnos nos 12 meses anteriores]], salvo dolo ou culpa grave.</w:t>
+      </w:r>
+    </w:p>
+    <w:p>
+      <w:pPr>
+        <w:pStyle w:val="Heading2"/>
+      </w:pPr>
+      <w:r>
+        <w:t xml:space="preserve">14. Duração e alterações</w:t>
+      </w:r>
+    </w:p>
+    <w:p>
+      <w:pPr>
+        <w:spacing w:after="120" w:line="288"/>
+      </w:pPr>
+      <w:r>
+        <w:t xml:space="preserve">14.1. Estes termos vigoram enquanto a Empresa tiver conta.</w:t>
+      </w:r>
+    </w:p>
+    <w:p>
+      <w:pPr>
+        <w:spacing w:after="120" w:line="288"/>
+      </w:pPr>
+      <w:r>
+        <w:t xml:space="preserve">14.2. Alterações significativas são comunicadas por email com 30 dias de antecedência. A Empresa pode cancelar antes de produzirem efeitos.</w:t>
+      </w:r>
+    </w:p>
+    <w:p>
+      <w:pPr>
+        <w:pStyle w:val="Heading2"/>
+      </w:pPr>
+      <w:r>
+        <w:t xml:space="preserve">15. Lei e foro</w:t>
+      </w:r>
+    </w:p>
+    <w:p>
+      <w:pPr>
+        <w:spacing w:after="120" w:line="288"/>
+      </w:pPr>
+      <w:r>
+        <w:t xml:space="preserve">Lei portuguesa. Foro da comarca de [[⚖️ Lisboa?]].</w:t>
+      </w:r>
     </w:p>
     <w:sectPr>
       <w:headerReference w:type="default" r:id="rId7"/>

--- a/docs/legal/pack-advogados/02 - Termos de Utilização - Empresas.docx
+++ b/docs/legal/pack-advogados/02 - Termos de Utilização - Empresas.docx
@@ -48,27 +48,7 @@
         <w:t xml:space="preserve">[[…]]</w:t>
       </w:r>
       <w:r>
-        <w:t xml:space="preserve"> são dados da sociedade ainda por preencher. </w:t>
-      </w:r>
-      <w:r>
-        <w:rPr>
-          <w:b/>
-          <w:bCs/>
-        </w:rPr>
-        <w:t xml:space="preserve">Alteração face à v0.1 (2026-09-27):</w:t>
-      </w:r>
-      <w:r>
-        <w:t xml:space="preserve"> a Turnos deixou de enviar os dados de cada contratação ao contabilista da Empresa. Esses dados ficam disponíveis no painel da Empresa (secção 7.3). Com isso, desaparece o tratamento por conta da Empresa, e o </w:t>
-      </w:r>
-      <w:r>
-        <w:rPr>
-          <w:b/>
-          <w:bCs/>
-        </w:rPr>
-        <w:t xml:space="preserve">Anexo A</w:t>
-      </w:r>
-      <w:r>
-        <w:t xml:space="preserve"> (art. 28.º RGPD) foi retirado.</w:t>
+        <w:t xml:space="preserve"> são dados da sociedade ainda por preencher.</w:t>
       </w:r>
     </w:p>
     <w:p>
@@ -874,7 +854,7 @@
         <w:t xml:space="preserve">Não vê</w:t>
       </w:r>
       <w:r>
-        <w:t xml:space="preserve"> o NIF, a data de nascimento nem os rendimentos declarados; o IBAN só com autorização do trabalhador (secção 8.4).</w:t>
+        <w:t xml:space="preserve"> o NIF nem a data de nascimento; o IBAN só com autorização do trabalhador (secção 8.4).</w:t>
       </w:r>
     </w:p>
     <w:p>
